--- a/dock_tempaltes/condition_summary.docx
+++ b/dock_tempaltes/condition_summary.docx
@@ -107,7 +107,7 @@
           <w:p>
             <w:pPr>
               <w:widowControl w:val="1"/>
-              <w:spacing w:after="0" w:line="276" w:lineRule="auto"/>
+              <w:spacing w:after="0" w:line="240" w:lineRule="auto"/>
               <w:rPr>
                 <w:rFonts w:ascii="游ゴシック" w:cs="游ゴシック" w:eastAsia="游ゴシック" w:hAnsi="游ゴシック"/>
                 <w:sz w:val="24"/>
@@ -117,17 +117,11 @@
             <w:r>
               <w:rPr>
                 <w:rFonts w:ascii="游ゴシック" w:cs="游ゴシック" w:eastAsia="游ゴシック" w:hAnsi="游ゴシック"/>
-                <w:color w:val="000000"/>
                 <w:sz w:val="24"/>
                 <w:szCs w:val="24"/>
                 <w:rtl w:val="0"/>
               </w:rPr>
-              <w:t xml:space="preserve">{{ issuer_company_name }}</w:t>
-            </w:r>
-            <w:r>
-              <w:rPr>
-                <w:rtl w:val="0"/>
-              </w:rPr>
+              <w:t xml:space="preserve">グローバル・ロジスティックス・サービス株式会社</w:t>
             </w:r>
           </w:p>
           <w:p>
@@ -158,7 +152,7 @@
                 <w:szCs w:val="24"/>
                 <w:rtl w:val="0"/>
               </w:rPr>
-              <w:t xml:space="preserve">{{ bond_number }}</w:t>
+              <w:t xml:space="preserve">{{ numeric_mm2qbk7w }}</w:t>
             </w:r>
             <w:r>
               <w:rPr>
@@ -245,7 +239,7 @@
                 <w:rFonts w:ascii="游ゴシック" w:cs="游ゴシック" w:eastAsia="游ゴシック" w:hAnsi="游ゴシック"/>
                 <w:rtl w:val="0"/>
               </w:rPr>
-              <w:t xml:space="preserve">{{ total_bond_amount }}</w:t>
+              <w:t xml:space="preserve">{{ numeric_mm2qnxw5 }}</w:t>
             </w:r>
             <w:r>
               <w:rPr>
@@ -333,7 +327,7 @@
                 <w:rFonts w:ascii="游ゴシック" w:cs="游ゴシック" w:eastAsia="游ゴシック" w:hAnsi="游ゴシック"/>
                 <w:rtl w:val="0"/>
               </w:rPr>
-              <w:t xml:space="preserve">{{ bond_unit_cost }}</w:t>
+              <w:t xml:space="preserve">{{ numeric_mkzr5kqz }}</w:t>
             </w:r>
             <w:r>
               <w:rPr>
@@ -421,7 +415,7 @@
                 <w:rFonts w:ascii="游ゴシック" w:cs="游ゴシック" w:eastAsia="游ゴシック" w:hAnsi="游ゴシック"/>
                 <w:rtl w:val="0"/>
               </w:rPr>
-              <w:t xml:space="preserve">{{ interest_rate }}</w:t>
+              <w:t xml:space="preserve">{{ numeric_mm1j1azj }}</w:t>
             </w:r>
             <w:r>
               <w:rPr>
@@ -444,14 +438,7 @@
                 <w:rFonts w:ascii="游ゴシック" w:cs="游ゴシック" w:eastAsia="游ゴシック" w:hAnsi="游ゴシック"/>
                 <w:rtl w:val="0"/>
               </w:rPr>
-              <w:t xml:space="preserve">interest_</w:t>
-            </w:r>
-            <w:r>
-              <w:rPr>
-                <w:rFonts w:ascii="游ゴシック" w:cs="游ゴシック" w:eastAsia="游ゴシック" w:hAnsi="游ゴシック"/>
-                <w:rtl w:val="0"/>
-              </w:rPr>
-              <w:t xml:space="preserve">rate_number</w:t>
+              <w:t xml:space="preserve">{{ formula_mm1j1h2z }}</w:t>
             </w:r>
             <w:r>
               <w:rPr>
@@ -600,7 +587,22 @@
                 <w:color w:val="000000"/>
                 <w:rtl w:val="0"/>
               </w:rPr>
-              <w:t xml:space="preserve">{{ issue_date }}</w:t>
+              <w:t xml:space="preserve">{{ </w:t>
+            </w:r>
+            <w:r>
+              <w:rPr>
+                <w:rFonts w:ascii="游ゴシック" w:cs="游ゴシック" w:eastAsia="游ゴシック" w:hAnsi="游ゴシック"/>
+                <w:rtl w:val="0"/>
+              </w:rPr>
+              <w:t xml:space="preserve">date_mkzv5nsh</w:t>
+            </w:r>
+            <w:r>
+              <w:rPr>
+                <w:rFonts w:ascii="游ゴシック" w:cs="游ゴシック" w:eastAsia="游ゴシック" w:hAnsi="游ゴシック"/>
+                <w:color w:val="000000"/>
+                <w:rtl w:val="0"/>
+              </w:rPr>
+              <w:t xml:space="preserve"> }}</w:t>
             </w:r>
             <w:r>
               <w:rPr>
@@ -669,7 +671,22 @@
                 <w:color w:val="000000"/>
                 <w:rtl w:val="0"/>
               </w:rPr>
-              <w:t xml:space="preserve">{{ redemption_date }}</w:t>
+              <w:t xml:space="preserve">{{ </w:t>
+            </w:r>
+            <w:r>
+              <w:rPr>
+                <w:rFonts w:ascii="游ゴシック" w:cs="游ゴシック" w:eastAsia="游ゴシック" w:hAnsi="游ゴシック"/>
+                <w:rtl w:val="0"/>
+              </w:rPr>
+              <w:t xml:space="preserve">date_mkzvbwp7</w:t>
+            </w:r>
+            <w:r>
+              <w:rPr>
+                <w:rFonts w:ascii="游ゴシック" w:cs="游ゴシック" w:eastAsia="游ゴシック" w:hAnsi="游ゴシック"/>
+                <w:color w:val="000000"/>
+                <w:rtl w:val="0"/>
+              </w:rPr>
+              <w:t xml:space="preserve"> }}</w:t>
             </w:r>
             <w:r>
               <w:rPr>
@@ -824,7 +841,22 @@
                 <w:color w:val="000000"/>
                 <w:rtl w:val="0"/>
               </w:rPr>
-              <w:t xml:space="preserve">{{ bondholder_name }}</w:t>
+              <w:t xml:space="preserve">{{ </w:t>
+            </w:r>
+            <w:r>
+              <w:rPr>
+                <w:rFonts w:ascii="游ゴシック" w:cs="游ゴシック" w:eastAsia="游ゴシック" w:hAnsi="游ゴシック"/>
+                <w:rtl w:val="0"/>
+              </w:rPr>
+              <w:t xml:space="preserve">formula_mm0xkm5k</w:t>
+            </w:r>
+            <w:r>
+              <w:rPr>
+                <w:rFonts w:ascii="游ゴシック" w:cs="游ゴシック" w:eastAsia="游ゴシック" w:hAnsi="游ゴシック"/>
+                <w:color w:val="000000"/>
+                <w:rtl w:val="0"/>
+              </w:rPr>
+              <w:t xml:space="preserve"> }}</w:t>
             </w:r>
             <w:r>
               <w:rPr>
@@ -894,7 +926,26 @@
                 <w:color w:val="000000"/>
                 <w:rtl w:val="0"/>
               </w:rPr>
-              <w:t xml:space="preserve">{{ paid_amount }}円</w:t>
+              <w:t xml:space="preserve">{{ </w:t>
+            </w:r>
+            <w:r>
+              <w:rPr>
+                <w:rFonts w:ascii="Roboto" w:cs="Roboto" w:eastAsia="Roboto" w:hAnsi="Roboto"/>
+                <w:color w:val="333333"/>
+                <w:sz w:val="23"/>
+                <w:szCs w:val="23"/>
+                <w:highlight w:val="white"/>
+                <w:rtl w:val="0"/>
+              </w:rPr>
+              <w:t xml:space="preserve">numeric_mkzr5kqz</w:t>
+            </w:r>
+            <w:r>
+              <w:rPr>
+                <w:rFonts w:ascii="游ゴシック" w:cs="游ゴシック" w:eastAsia="游ゴシック" w:hAnsi="游ゴシック"/>
+                <w:color w:val="000000"/>
+                <w:rtl w:val="0"/>
+              </w:rPr>
+              <w:t xml:space="preserve"> }}円</w:t>
             </w:r>
           </w:p>
         </w:tc>
@@ -958,7 +1009,22 @@
                 <w:color w:val="000000"/>
                 <w:rtl w:val="0"/>
               </w:rPr>
-              <w:t xml:space="preserve">{{ payment_date }}</w:t>
+              <w:t xml:space="preserve">{{ </w:t>
+            </w:r>
+            <w:r>
+              <w:rPr>
+                <w:rFonts w:ascii="游ゴシック" w:cs="游ゴシック" w:eastAsia="游ゴシック" w:hAnsi="游ゴシック"/>
+                <w:rtl w:val="0"/>
+              </w:rPr>
+              <w:t xml:space="preserve">date_mkzvtpra</w:t>
+            </w:r>
+            <w:r>
+              <w:rPr>
+                <w:rFonts w:ascii="游ゴシック" w:cs="游ゴシック" w:eastAsia="游ゴシック" w:hAnsi="游ゴシック"/>
+                <w:color w:val="000000"/>
+                <w:rtl w:val="0"/>
+              </w:rPr>
+              <w:t xml:space="preserve"> }}</w:t>
             </w:r>
             <w:r>
               <w:rPr>
